--- a/writing/Chapter 1/Coskun_Kucukkaragoz_Chapter1_Draft_CJ_bak.docx
+++ b/writing/Chapter 1/Coskun_Kucukkaragoz_Chapter1_Draft_CJ_bak.docx
@@ -25,11 +25,6 @@
       <w:pPr>
         <w:pStyle w:val="BodyText"/>
         <w:rPr/>
-        <w:pPrChange w:id="0" w:author="Charlene Janion-Scheepers" w:date="2025-10-31T09:47:00Z">
-          <w:pPr>
-            <w:pStyle w:val="Title"/>
-          </w:pPr>
-        </w:pPrChange>
       </w:pPr>
       <w:r>
         <w:rPr/>
@@ -40,7 +35,7 @@
         <w:pStyle w:val="Heading1"/>
         <w:numPr>
           <w:ilvl w:val="0"/>
-          <w:numId w:val="1"/>
+          <w:numId w:val="2"/>
         </w:numPr>
         <w:rPr>
           <w:ins w:id="2" w:author="Charlene Janion-Scheepers" w:date="2025-10-31T09:47:00Z"/>
@@ -55,11 +50,6 @@
       <w:pPr>
         <w:pStyle w:val="BodyText"/>
         <w:rPr/>
-        <w:pPrChange w:id="0" w:author="Charlene Janion-Scheepers" w:date="2025-10-31T09:47:00Z">
-          <w:pPr>
-            <w:pStyle w:val="Heading1"/>
-          </w:pPr>
-        </w:pPrChange>
       </w:pPr>
       <w:r>
         <w:rPr/>
@@ -70,7 +60,7 @@
         <w:pStyle w:val="Heading2"/>
         <w:numPr>
           <w:ilvl w:val="1"/>
-          <w:numId w:val="1"/>
+          <w:numId w:val="2"/>
         </w:numPr>
         <w:rPr/>
       </w:pPr>
@@ -911,10 +901,10 @@
         <w:rPr/>
         <w:t xml:space="preserve">). Ecotourism is a large section of industry that generates a considerable amount of annual revenue for South Africa, as well as accounting for a great number of jobs for South Africans (van der Merwe, Saayman and Jacobs, 2021). </w:t>
       </w:r>
-      <w:r>
-        <w:rPr/>
-      </w:r>
       <w:commentRangeStart w:id="10"/>
+      <w:r>
+        <w:rPr/>
+      </w:r>
       <w:commentRangeEnd w:id="9"/>
       <w:r>
         <w:commentReference w:id="9"/>
@@ -945,7 +935,7 @@
         <w:pStyle w:val="Heading2"/>
         <w:numPr>
           <w:ilvl w:val="1"/>
-          <w:numId w:val="1"/>
+          <w:numId w:val="2"/>
         </w:numPr>
         <w:rPr/>
       </w:pPr>
@@ -1007,11 +997,38 @@
     <w:p>
       <w:pPr>
         <w:pStyle w:val="BodyText"/>
-        <w:rPr/>
-      </w:pPr>
-      <w:r>
-        <w:rPr/>
-        <w:t xml:space="preserve">Insect diversity and abundance fluctuate in varying ways across altitudes depending on the specific circumstances involved. Climactic conditions, soil composition, biotic interactions, and individual species biology of the organisms involved all influence how the density of insect taxa will be spread across a mountain. Some examples of resulting distributive patterns are: greatest richness and abundance surrounding mid-elevations, a linear decreasing relationship between diversity and elevation, and complex multi-modal patterns localised within altitudinal intervals (Dong </w:t>
+        <w:rPr>
+          <w:ins w:id="69" w:author="Unknown Author" w:date="2026-03-31T19:33:17Z"/>
+        </w:rPr>
+      </w:pPr>
+      <w:r>
+        <w:rPr/>
+        <w:t>Insect diversity and abundance fluctuate in varying ways across altitudes depending on the specific circumstances involved. Climactic conditions, soil composition, biotic interactions, and individual species biology of the organisms involved all influence how the density of insect taxa will be spread across a mountain. Some examples of resulting distributive patterns are: greatest richness and abundance surrounding mid-elevations, a linear</w:t>
+      </w:r>
+      <w:ins w:id="68" w:author="Unknown Author" w:date="2026-03-31T19:33:17Z">
+        <w:r>
+          <w:rPr>
+            <w:rFonts w:ascii="Liberation Serif" w:hAnsi="Liberation Serif"/>
+            <w:b w:val="false"/>
+            <w:i w:val="false"/>
+            <w:sz w:val="20"/>
+          </w:rPr>
+          <w:t xml:space="preserve">ll you do this. </w:t>
+        </w:r>
+      </w:ins>
+    </w:p>
+    <w:p>
+      <w:pPr>
+        <w:pStyle w:val="BodyText"/>
+        <w:rPr/>
+      </w:pPr>
+      <w:r>
+        <w:rPr/>
+        <w:t xml:space="preserve"> </w:t>
+      </w:r>
+      <w:r>
+        <w:rPr/>
+        <w:t xml:space="preserve">decreasing relationship between diversity and elevation, and complex multi-modal patterns localised within altitudinal intervals (Dong </w:t>
       </w:r>
       <w:r>
         <w:rPr>
@@ -1029,7 +1046,7 @@
         <w:pStyle w:val="Heading2"/>
         <w:numPr>
           <w:ilvl w:val="1"/>
-          <w:numId w:val="1"/>
+          <w:numId w:val="2"/>
         </w:numPr>
         <w:rPr/>
       </w:pPr>
@@ -1047,7 +1064,7 @@
         <w:rPr/>
         <w:t xml:space="preserve">Soil variables and vegetation variables have been shown to have strong effects on terrestrial insects in historical studies. </w:t>
       </w:r>
-      <w:ins w:id="68" w:author="Charlene Janion-Scheepers" w:date="2025-10-31T10:13:00Z">
+      <w:ins w:id="70" w:author="Charlene Janion-Scheepers" w:date="2025-10-31T10:13:00Z">
         <w:r>
           <w:rPr/>
           <w:t xml:space="preserve">For example, </w:t>
@@ -1067,13 +1084,13 @@
         <w:rPr/>
         <w:t>, 2022). This conclusion extends to any other groups of terrestrial insects</w:t>
       </w:r>
-      <w:ins w:id="69" w:author="Charlene Janion-Scheepers" w:date="2025-10-31T10:14:00Z">
+      <w:ins w:id="71" w:author="Charlene Janion-Scheepers" w:date="2025-10-31T10:14:00Z">
         <w:r>
           <w:rPr/>
           <w:t xml:space="preserve"> </w:t>
         </w:r>
       </w:ins>
-      <w:del w:id="70" w:author="Charlene Janion-Scheepers" w:date="2025-10-31T10:14:00Z">
+      <w:del w:id="72" w:author="Charlene Janion-Scheepers" w:date="2025-10-31T10:14:00Z">
         <w:r>
           <w:rPr/>
           <w:delText xml:space="preserve">, or beetles specifically, </w:delText>
@@ -1083,13 +1100,13 @@
         <w:rPr/>
         <w:t xml:space="preserve">which </w:t>
       </w:r>
-      <w:del w:id="71" w:author="Charlene Janion-Scheepers" w:date="2025-11-20T17:45:00Z">
+      <w:del w:id="73" w:author="Charlene Janion-Scheepers" w:date="2025-11-20T17:45:00Z">
         <w:r>
           <w:rPr/>
           <w:delText>need to manipulate</w:delText>
         </w:r>
       </w:del>
-      <w:ins w:id="72" w:author="Charlene Janion-Scheepers" w:date="2025-11-20T17:45:00Z">
+      <w:ins w:id="74" w:author="Charlene Janion-Scheepers" w:date="2025-11-20T17:45:00Z">
         <w:r>
           <w:rPr/>
           <w:t>inhabit</w:t>
@@ -1099,7 +1116,7 @@
         <w:rPr/>
         <w:t xml:space="preserve"> soil. Climate change will affect soil properties within a given environment (Bhengu and Onyeka, 2024), therefore resulting in pressure on the organisms </w:t>
       </w:r>
-      <w:del w:id="73" w:author="Charlene Janion-Scheepers" w:date="2025-11-20T17:48:00Z">
+      <w:del w:id="75" w:author="Charlene Janion-Scheepers" w:date="2025-11-20T17:48:00Z">
         <w:r>
           <w:rPr/>
           <w:delText xml:space="preserve">within </w:delText>
@@ -1111,7 +1128,7 @@
       </w:r>
       <w:r>
         <w:rPr>
-          <w:highlight w:val="yellow"/>
+          <w:shd w:fill="FFFF00" w:val="clear"/>
           <w:rPrChange w:id="0" w:author="Charlene Janion-Scheepers" w:date="2025-11-20T17:46:00Z"/>
         </w:rPr>
         <w:t>friable</w:t>
@@ -1148,7 +1165,7 @@
         <w:rPr/>
         <w:t>The El Niño-Southern Oscillation (ENSO) is a protracted periodic extreme weather phenomenon. ENSO events have the potential to drive short-term changes and rapid extinctions in small populations of insect species that may have a narrow distribution and limited abundance</w:t>
       </w:r>
-      <w:ins w:id="75" w:author="Charlene Janion-Scheepers" w:date="2025-11-20T17:50:00Z">
+      <w:ins w:id="77" w:author="Charlene Janion-Scheepers" w:date="2025-11-20T17:50:00Z">
         <w:r>
           <w:rPr/>
           <w:t xml:space="preserve"> (REF)</w:t>
@@ -1188,13 +1205,13 @@
         <w:rPr/>
         <w:t xml:space="preserve">, 2010). These changes occur due to the anomalous weather events causing seasonal conditions that are drier and hotter than average. It is hypothesised that at the current rate of increased temperatures due to climate change, fire frequencies in these environments will substantially increase. </w:t>
       </w:r>
-      <w:ins w:id="76" w:author="Charlene Janion-Scheepers" w:date="2025-11-20T17:51:00Z">
+      <w:ins w:id="78" w:author="Charlene Janion-Scheepers" w:date="2025-11-20T17:51:00Z">
         <w:r>
           <w:rPr/>
           <w:t xml:space="preserve">This may lead to </w:t>
         </w:r>
       </w:ins>
-      <w:del w:id="77" w:author="Charlene Janion-Scheepers" w:date="2025-11-20T17:51:00Z">
+      <w:del w:id="79" w:author="Charlene Janion-Scheepers" w:date="2025-11-20T17:51:00Z">
         <w:r>
           <w:rPr/>
           <w:delText xml:space="preserve">Meaning that both </w:delText>
@@ -1204,13 +1221,13 @@
         <w:rPr/>
         <w:t xml:space="preserve">flora and fauna that </w:t>
       </w:r>
-      <w:del w:id="78" w:author="Charlene Janion-Scheepers" w:date="2025-11-20T17:51:00Z">
+      <w:del w:id="80" w:author="Charlene Janion-Scheepers" w:date="2025-11-20T17:51:00Z">
         <w:r>
           <w:rPr/>
           <w:delText xml:space="preserve">can </w:delText>
         </w:r>
       </w:del>
-      <w:ins w:id="79" w:author="Charlene Janion-Scheepers" w:date="2025-11-20T17:51:00Z">
+      <w:ins w:id="81" w:author="Charlene Janion-Scheepers" w:date="2025-11-20T17:51:00Z">
         <w:r>
           <w:rPr/>
           <w:t xml:space="preserve">are </w:t>
@@ -1220,13 +1237,13 @@
         <w:rPr/>
         <w:t>tolera</w:t>
       </w:r>
-      <w:ins w:id="80" w:author="Charlene Janion-Scheepers" w:date="2025-11-20T17:51:00Z">
+      <w:ins w:id="82" w:author="Charlene Janion-Scheepers" w:date="2025-11-20T17:51:00Z">
         <w:r>
           <w:rPr/>
           <w:t>nt of</w:t>
         </w:r>
       </w:ins>
-      <w:del w:id="81" w:author="Charlene Janion-Scheepers" w:date="2025-11-20T17:51:00Z">
+      <w:del w:id="83" w:author="Charlene Janion-Scheepers" w:date="2025-11-20T17:51:00Z">
         <w:r>
           <w:rPr/>
           <w:delText>te</w:delText>
@@ -1236,13 +1253,13 @@
         <w:rPr/>
         <w:t xml:space="preserve"> more frequent fires </w:t>
       </w:r>
-      <w:del w:id="82" w:author="Charlene Janion-Scheepers" w:date="2025-11-20T17:51:00Z">
+      <w:del w:id="84" w:author="Charlene Janion-Scheepers" w:date="2025-11-20T17:51:00Z">
         <w:r>
           <w:rPr/>
           <w:delText xml:space="preserve">will </w:delText>
         </w:r>
       </w:del>
-      <w:ins w:id="83" w:author="Charlene Janion-Scheepers" w:date="2025-11-20T17:51:00Z">
+      <w:ins w:id="85" w:author="Charlene Janion-Scheepers" w:date="2025-11-20T17:51:00Z">
         <w:r>
           <w:rPr/>
           <w:t xml:space="preserve">to </w:t>
@@ -1253,7 +1270,7 @@
         <w:t xml:space="preserve">be the </w:t>
       </w:r>
       <w:commentRangeStart w:id="14"/>
-      <w:del w:id="84" w:author="Charlene Janion-Scheepers" w:date="2025-11-20T17:50:00Z">
+      <w:del w:id="86" w:author="Charlene Janion-Scheepers" w:date="2025-11-20T17:50:00Z">
         <w:r>
           <w:rPr/>
           <w:delText xml:space="preserve">the </w:delText>
@@ -1290,13 +1307,13 @@
         <w:pStyle w:val="Heading2"/>
         <w:numPr>
           <w:ilvl w:val="1"/>
-          <w:numId w:val="1"/>
+          <w:numId w:val="2"/>
         </w:numPr>
         <w:rPr>
-          <w:ins w:id="86" w:author="Charlene Janion-Scheepers" w:date="2025-11-20T17:54:00Z"/>
-        </w:rPr>
-      </w:pPr>
-      <w:ins w:id="85" w:author="Charlene Janion-Scheepers" w:date="2025-11-20T17:54:00Z">
+          <w:ins w:id="88" w:author="Charlene Janion-Scheepers" w:date="2025-11-20T17:54:00Z"/>
+        </w:rPr>
+      </w:pPr>
+      <w:ins w:id="87" w:author="Charlene Janion-Scheepers" w:date="2025-11-20T17:54:00Z">
         <w:r>
           <w:rPr/>
         </w:r>
@@ -1307,7 +1324,7 @@
         <w:pStyle w:val="Heading2"/>
         <w:numPr>
           <w:ilvl w:val="1"/>
-          <w:numId w:val="1"/>
+          <w:numId w:val="2"/>
         </w:numPr>
         <w:rPr/>
       </w:pPr>
@@ -1325,7 +1342,7 @@
         <w:rPr/>
         <w:t>The CFR is the smallest and most species rich floral kingdom globally</w:t>
       </w:r>
-      <w:ins w:id="87" w:author="Charlene Janion-Scheepers" w:date="2025-11-20T17:55:00Z">
+      <w:ins w:id="89" w:author="Charlene Janion-Scheepers" w:date="2025-11-20T17:55:00Z">
         <w:r>
           <w:rPr/>
           <w:t xml:space="preserve"> (REF)</w:t>
@@ -1335,7 +1352,7 @@
         <w:rPr/>
         <w:t>. Increasingly rising temperatures and reduced rainfall are predicted within the CFR, with its northern limits being expected to face the greatest degree of change</w:t>
       </w:r>
-      <w:ins w:id="88" w:author="Charlene Janion-Scheepers" w:date="2025-11-20T17:55:00Z">
+      <w:ins w:id="90" w:author="Charlene Janion-Scheepers" w:date="2025-11-20T17:55:00Z">
         <w:r>
           <w:rPr/>
           <w:t xml:space="preserve"> (REF)</w:t>
@@ -1345,13 +1362,13 @@
         <w:rPr/>
         <w:t>. The CFR is expected to lose large areas of its vegetati</w:t>
       </w:r>
-      <w:ins w:id="89" w:author="Charlene Janion-Scheepers" w:date="2025-11-20T17:56:00Z">
+      <w:ins w:id="91" w:author="Charlene Janion-Scheepers" w:date="2025-11-20T17:56:00Z">
         <w:r>
           <w:rPr/>
           <w:t>on</w:t>
         </w:r>
       </w:ins>
-      <w:del w:id="90" w:author="Charlene Janion-Scheepers" w:date="2025-11-20T17:56:00Z">
+      <w:del w:id="92" w:author="Charlene Janion-Scheepers" w:date="2025-11-20T17:56:00Z">
         <w:r>
           <w:rPr/>
           <w:delText>ve</w:delText>
@@ -1361,7 +1378,7 @@
         <w:rPr/>
         <w:t xml:space="preserve"> </w:t>
       </w:r>
-      <w:del w:id="91" w:author="Charlene Janion-Scheepers" w:date="2025-11-20T17:56:00Z">
+      <w:del w:id="93" w:author="Charlene Janion-Scheepers" w:date="2025-11-20T17:56:00Z">
         <w:r>
           <w:rPr/>
           <w:delText xml:space="preserve">ranges </w:delText>
@@ -1381,13 +1398,13 @@
         <w:rPr/>
         <w:t xml:space="preserve">, 2003). Most of this area </w:t>
       </w:r>
-      <w:del w:id="92" w:author="Charlene Janion-Scheepers" w:date="2025-11-20T17:57:00Z">
+      <w:del w:id="94" w:author="Charlene Janion-Scheepers" w:date="2025-11-20T17:57:00Z">
         <w:r>
           <w:rPr/>
           <w:delText xml:space="preserve">loss </w:delText>
         </w:r>
       </w:del>
-      <w:ins w:id="93" w:author="Charlene Janion-Scheepers" w:date="2025-11-20T17:57:00Z">
+      <w:ins w:id="95" w:author="Charlene Janion-Scheepers" w:date="2025-11-20T17:57:00Z">
         <w:r>
           <w:rPr/>
           <w:t xml:space="preserve">threatened </w:t>
@@ -1397,13 +1414,13 @@
         <w:rPr/>
         <w:t xml:space="preserve">is </w:t>
       </w:r>
-      <w:del w:id="94" w:author="Charlene Janion-Scheepers" w:date="2025-11-20T17:57:00Z">
+      <w:del w:id="96" w:author="Charlene Janion-Scheepers" w:date="2025-11-20T17:57:00Z">
         <w:r>
           <w:rPr/>
           <w:delText xml:space="preserve">hypothesised </w:delText>
         </w:r>
       </w:del>
-      <w:ins w:id="95" w:author="Charlene Janion-Scheepers" w:date="2025-11-20T17:57:00Z">
+      <w:ins w:id="97" w:author="Charlene Janion-Scheepers" w:date="2025-11-20T17:57:00Z">
         <w:r>
           <w:rPr/>
           <w:t xml:space="preserve">predicted </w:t>
@@ -1449,7 +1466,7 @@
         <w:rPr/>
         <w:t xml:space="preserve">Despite the high dependence of fynbos endemic vegetation species on insect </w:t>
       </w:r>
-      <w:del w:id="96" w:author="Charlene Janion-Scheepers" w:date="2025-11-20T17:58:00Z">
+      <w:del w:id="98" w:author="Charlene Janion-Scheepers" w:date="2025-11-20T17:58:00Z">
         <w:r>
           <w:rPr/>
           <w:delText xml:space="preserve">officiated </w:delText>
@@ -1459,7 +1476,7 @@
         <w:rPr/>
         <w:t>ecosystem services, the current practices for the region are still primarily targeted towards plant conservation</w:t>
       </w:r>
-      <w:ins w:id="97" w:author="Charlene Janion-Scheepers" w:date="2025-11-20T17:59:00Z">
+      <w:ins w:id="99" w:author="Charlene Janion-Scheepers" w:date="2025-11-20T17:59:00Z">
         <w:r>
           <w:rPr/>
           <w:t xml:space="preserve"> (REF)</w:t>
@@ -1522,7 +1539,7 @@
         <w:pStyle w:val="Heading2"/>
         <w:numPr>
           <w:ilvl w:val="1"/>
-          <w:numId w:val="1"/>
+          <w:numId w:val="2"/>
         </w:numPr>
         <w:rPr/>
       </w:pPr>
@@ -1558,13 +1575,13 @@
         <w:rPr/>
         <w:t>, 2006; Botes, Mc</w:t>
       </w:r>
-      <w:ins w:id="98" w:author="Charlene Janion-Scheepers" w:date="2025-10-31T10:07:00Z">
+      <w:ins w:id="100" w:author="Charlene Janion-Scheepers" w:date="2025-10-31T10:07:00Z">
         <w:r>
           <w:rPr/>
           <w:t>G</w:t>
         </w:r>
       </w:ins>
-      <w:del w:id="99" w:author="Charlene Janion-Scheepers" w:date="2025-10-31T10:07:00Z">
+      <w:del w:id="101" w:author="Charlene Janion-Scheepers" w:date="2025-10-31T10:07:00Z">
         <w:r>
           <w:rPr/>
           <w:delText>g</w:delText>
@@ -1584,13 +1601,13 @@
         <w:rPr/>
         <w:t>, 2006; Botes, Mc</w:t>
       </w:r>
-      <w:ins w:id="100" w:author="Charlene Janion-Scheepers" w:date="2025-10-31T10:08:00Z">
+      <w:ins w:id="102" w:author="Charlene Janion-Scheepers" w:date="2025-10-31T10:08:00Z">
         <w:r>
           <w:rPr/>
           <w:t>G</w:t>
         </w:r>
       </w:ins>
-      <w:del w:id="101" w:author="Charlene Janion-Scheepers" w:date="2025-10-31T10:08:00Z">
+      <w:del w:id="103" w:author="Charlene Janion-Scheepers" w:date="2025-10-31T10:08:00Z">
         <w:r>
           <w:rPr/>
           <w:delText>g</w:delText>
@@ -1642,7 +1659,7 @@
         <w:rPr/>
         <w:t xml:space="preserve"> and locations as the original study. Therefore, it will </w:t>
       </w:r>
-      <w:del w:id="102" w:author="Charlene Janion-Scheepers" w:date="2025-11-20T18:03:00Z">
+      <w:del w:id="104" w:author="Charlene Janion-Scheepers" w:date="2025-11-20T18:03:00Z">
         <w:r>
           <w:rPr/>
           <w:delText xml:space="preserve">provide extremely useful information to </w:delText>
@@ -1830,13 +1847,13 @@
         <w:pStyle w:val="Heading2"/>
         <w:numPr>
           <w:ilvl w:val="1"/>
-          <w:numId w:val="1"/>
+          <w:numId w:val="2"/>
         </w:numPr>
         <w:rPr>
-          <w:ins w:id="104" w:author="Charlene Janion-Scheepers" w:date="2025-11-20T18:01:00Z"/>
-        </w:rPr>
-      </w:pPr>
-      <w:ins w:id="103" w:author="Charlene Janion-Scheepers" w:date="2025-11-20T18:01:00Z">
+          <w:ins w:id="106" w:author="Charlene Janion-Scheepers" w:date="2025-11-20T18:01:00Z"/>
+        </w:rPr>
+      </w:pPr>
+      <w:ins w:id="105" w:author="Charlene Janion-Scheepers" w:date="2025-11-20T18:01:00Z">
         <w:r>
           <w:rPr/>
         </w:r>
@@ -1847,7 +1864,7 @@
         <w:pStyle w:val="Heading2"/>
         <w:numPr>
           <w:ilvl w:val="1"/>
-          <w:numId w:val="1"/>
+          <w:numId w:val="2"/>
         </w:numPr>
         <w:rPr/>
       </w:pPr>
@@ -1950,7 +1967,7 @@
         <w:pStyle w:val="Heading1"/>
         <w:numPr>
           <w:ilvl w:val="0"/>
-          <w:numId w:val="1"/>
+          <w:numId w:val="2"/>
         </w:numPr>
         <w:spacing w:before="0" w:after="120"/>
         <w:rPr/>
@@ -2861,7 +2878,7 @@
   <w:comment w:id="0" w:author="Charlene Janion-Scheepers" w:date="2025-10-31T09:54:00Z" w:initials="CJ">
     <w:p>
       <w:pPr>
-        <w:overflowPunct w:val="false"/>
+        <w:overflowPunct w:val="true"/>
         <w:jc w:val="start"/>
         <w:rPr/>
       </w:pPr>
@@ -2881,7 +2898,7 @@
   <w:comment w:id="1" w:author="Charlene Janion-Scheepers" w:date="2025-10-31T09:55:00Z" w:initials="CJ">
     <w:p>
       <w:pPr>
-        <w:overflowPunct w:val="false"/>
+        <w:overflowPunct w:val="true"/>
         <w:jc w:val="start"/>
         <w:rPr/>
       </w:pPr>
@@ -2901,7 +2918,7 @@
   <w:comment w:id="2" w:author="Charlene Janion-Scheepers" w:date="2025-10-31T09:58:00Z" w:initials="CJ">
     <w:p>
       <w:pPr>
-        <w:overflowPunct w:val="false"/>
+        <w:overflowPunct w:val="true"/>
         <w:jc w:val="start"/>
         <w:rPr/>
       </w:pPr>
@@ -2921,7 +2938,7 @@
   <w:comment w:id="3" w:author="Charlene Janion-Scheepers" w:date="2025-10-31T10:00:00Z" w:initials="CJ">
     <w:p>
       <w:pPr>
-        <w:overflowPunct w:val="false"/>
+        <w:overflowPunct w:val="true"/>
         <w:jc w:val="start"/>
         <w:rPr/>
       </w:pPr>
@@ -2941,7 +2958,7 @@
   <w:comment w:id="4" w:author="Charlene Janion-Scheepers" w:date="2025-10-31T10:02:00Z" w:initials="CJS">
     <w:p>
       <w:pPr>
-        <w:overflowPunct w:val="false"/>
+        <w:overflowPunct w:val="true"/>
         <w:jc w:val="start"/>
         <w:rPr/>
       </w:pPr>
@@ -2961,7 +2978,7 @@
   <w:comment w:id="5" w:author="Charlene Janion-Scheepers" w:date="2025-10-31T10:02:00Z" w:initials="CJS">
     <w:p>
       <w:pPr>
-        <w:overflowPunct w:val="false"/>
+        <w:overflowPunct w:val="true"/>
         <w:jc w:val="start"/>
         <w:rPr/>
       </w:pPr>
@@ -2981,7 +2998,7 @@
   <w:comment w:id="6" w:author="Charlene Janion-Scheepers" w:date="2025-10-31T10:03:00Z" w:initials="CJS">
     <w:p>
       <w:pPr>
-        <w:overflowPunct w:val="false"/>
+        <w:overflowPunct w:val="true"/>
         <w:jc w:val="start"/>
         <w:rPr/>
       </w:pPr>
@@ -3001,7 +3018,7 @@
   <w:comment w:id="7" w:author="Charlene Janion-Scheepers" w:date="2025-10-31T10:04:00Z" w:initials="CJS">
     <w:p>
       <w:pPr>
-        <w:overflowPunct w:val="false"/>
+        <w:overflowPunct w:val="true"/>
         <w:jc w:val="start"/>
         <w:rPr/>
       </w:pPr>
@@ -3021,7 +3038,7 @@
   <w:comment w:id="8" w:author="Charlene Janion-Scheepers" w:date="2025-10-31T10:04:00Z" w:initials="CJS">
     <w:p>
       <w:pPr>
-        <w:overflowPunct w:val="false"/>
+        <w:overflowPunct w:val="true"/>
         <w:jc w:val="start"/>
         <w:rPr/>
       </w:pPr>
@@ -3041,7 +3058,7 @@
   <w:comment w:id="9" w:author="Charlene Janion-Scheepers" w:date="2025-10-31T10:06:00Z" w:initials="CJS">
     <w:p>
       <w:pPr>
-        <w:overflowPunct w:val="false"/>
+        <w:overflowPunct w:val="true"/>
         <w:jc w:val="start"/>
         <w:rPr/>
       </w:pPr>
@@ -3061,7 +3078,7 @@
   <w:comment w:id="10" w:author="Charlene Janion-Scheepers" w:date="2025-10-31T10:08:00Z" w:initials="CJS">
     <w:p>
       <w:pPr>
-        <w:overflowPunct w:val="false"/>
+        <w:overflowPunct w:val="true"/>
         <w:jc w:val="start"/>
         <w:rPr/>
       </w:pPr>
@@ -3081,7 +3098,7 @@
   <w:comment w:id="11" w:author="Charlene Janion-Scheepers" w:date="2025-10-31T10:12:00Z" w:initials="CJS">
     <w:p>
       <w:pPr>
-        <w:overflowPunct w:val="false"/>
+        <w:overflowPunct w:val="true"/>
         <w:jc w:val="start"/>
         <w:rPr/>
       </w:pPr>
@@ -3101,7 +3118,7 @@
   <w:comment w:id="12" w:author="Charlene Janion-Scheepers" w:date="2025-10-31T10:10:00Z" w:initials="CJS">
     <w:p>
       <w:pPr>
-        <w:overflowPunct w:val="false"/>
+        <w:overflowPunct w:val="true"/>
         <w:jc w:val="start"/>
         <w:rPr/>
       </w:pPr>
@@ -3121,7 +3138,7 @@
   <w:comment w:id="13" w:author="Charlene Janion-Scheepers" w:date="2025-11-20T17:49:00Z" w:initials="CJ">
     <w:p>
       <w:pPr>
-        <w:overflowPunct w:val="false"/>
+        <w:overflowPunct w:val="true"/>
         <w:jc w:val="start"/>
         <w:rPr/>
       </w:pPr>
@@ -3141,7 +3158,7 @@
   <w:comment w:id="14" w:author="Charlene Janion-Scheepers" w:date="2025-11-20T17:54:00Z" w:initials="CJ">
     <w:p>
       <w:pPr>
-        <w:overflowPunct w:val="false"/>
+        <w:overflowPunct w:val="true"/>
         <w:jc w:val="start"/>
         <w:rPr/>
       </w:pPr>
@@ -3161,7 +3178,7 @@
   <w:comment w:id="15" w:author="Charlene Janion-Scheepers" w:date="2025-11-20T17:58:00Z" w:initials="CJ">
     <w:p>
       <w:pPr>
-        <w:overflowPunct w:val="false"/>
+        <w:overflowPunct w:val="true"/>
         <w:jc w:val="start"/>
         <w:rPr/>
       </w:pPr>
@@ -3181,7 +3198,7 @@
   <w:comment w:id="16" w:author="Charlene Janion-Scheepers" w:date="2025-11-20T18:00:00Z" w:initials="CJ">
     <w:p>
       <w:pPr>
-        <w:overflowPunct w:val="false"/>
+        <w:overflowPunct w:val="true"/>
         <w:jc w:val="start"/>
         <w:rPr/>
       </w:pPr>
@@ -3201,7 +3218,7 @@
   <w:comment w:id="17" w:author="Charlene Janion-Scheepers" w:date="2025-11-20T18:05:00Z" w:initials="CJ">
     <w:p>
       <w:pPr>
-        <w:overflowPunct w:val="false"/>
+        <w:overflowPunct w:val="true"/>
         <w:jc w:val="start"/>
         <w:rPr/>
       </w:pPr>
@@ -3221,7 +3238,7 @@
   <w:comment w:id="18" w:author="Charlene Janion-Scheepers" w:date="2025-11-20T18:02:00Z" w:initials="CJ">
     <w:p>
       <w:pPr>
-        <w:overflowPunct w:val="false"/>
+        <w:overflowPunct w:val="true"/>
         <w:jc w:val="start"/>
         <w:rPr/>
       </w:pPr>
@@ -3241,7 +3258,7 @@
   <w:comment w:id="19" w:author="Charlene Janion-Scheepers" w:date="2025-11-20T18:02:00Z" w:initials="CJ">
     <w:p>
       <w:pPr>
-        <w:overflowPunct w:val="false"/>
+        <w:overflowPunct w:val="true"/>
         <w:jc w:val="start"/>
         <w:rPr/>
       </w:pPr>
@@ -3261,7 +3278,7 @@
   <w:comment w:id="20" w:author="Charlene Janion-Scheepers" w:date="2025-11-20T18:03:00Z" w:initials="CJ">
     <w:p>
       <w:pPr>
-        <w:overflowPunct w:val="false"/>
+        <w:overflowPunct w:val="true"/>
         <w:jc w:val="start"/>
         <w:rPr/>
       </w:pPr>
@@ -3281,7 +3298,7 @@
   <w:comment w:id="21" w:author="Charlene Janion-Scheepers" w:date="2025-11-20T18:03:00Z" w:initials="CJ">
     <w:p>
       <w:pPr>
-        <w:overflowPunct w:val="false"/>
+        <w:overflowPunct w:val="true"/>
         <w:jc w:val="start"/>
         <w:rPr/>
       </w:pPr>
@@ -3301,7 +3318,7 @@
   <w:comment w:id="22" w:author="Charlene Janion-Scheepers" w:date="2025-11-20T18:04:00Z" w:initials="CJ">
     <w:p>
       <w:pPr>
-        <w:overflowPunct w:val="false"/>
+        <w:overflowPunct w:val="true"/>
         <w:jc w:val="start"/>
         <w:rPr/>
       </w:pPr>
@@ -3321,7 +3338,7 @@
   <w:comment w:id="23" w:author="Charlene Janion-Scheepers" w:date="2025-11-20T18:04:00Z" w:initials="CJ">
     <w:p>
       <w:pPr>
-        <w:overflowPunct w:val="false"/>
+        <w:overflowPunct w:val="true"/>
         <w:jc w:val="start"/>
         <w:rPr/>
       </w:pPr>
@@ -3341,7 +3358,7 @@
   <w:comment w:id="24" w:author="Charlene Janion-Scheepers" w:date="2025-11-20T18:05:00Z" w:initials="CJ">
     <w:p>
       <w:pPr>
-        <w:overflowPunct w:val="false"/>
+        <w:overflowPunct w:val="true"/>
         <w:jc w:val="start"/>
         <w:rPr/>
       </w:pPr>
@@ -3361,7 +3378,7 @@
   <w:comment w:id="25" w:author="Charlene Janion-Scheepers" w:date="2025-11-20T18:07:00Z" w:initials="CJ">
     <w:p>
       <w:pPr>
-        <w:overflowPunct w:val="false"/>
+        <w:overflowPunct w:val="true"/>
         <w:jc w:val="start"/>
         <w:rPr/>
       </w:pPr>
@@ -3379,7 +3396,7 @@
     </w:p>
     <w:p>
       <w:pPr>
-        <w:overflowPunct w:val="false"/>
+        <w:overflowPunct w:val="true"/>
         <w:jc w:val="start"/>
         <w:rPr/>
       </w:pPr>
@@ -3394,7 +3411,7 @@
     </w:p>
     <w:p>
       <w:pPr>
-        <w:overflowPunct w:val="false"/>
+        <w:overflowPunct w:val="true"/>
         <w:jc w:val="start"/>
         <w:rPr/>
       </w:pPr>
@@ -3409,7 +3426,7 @@
     </w:p>
     <w:p>
       <w:pPr>
-        <w:overflowPunct w:val="false"/>
+        <w:overflowPunct w:val="true"/>
         <w:jc w:val="start"/>
         <w:rPr/>
       </w:pPr>
@@ -3424,7 +3441,7 @@
     </w:p>
     <w:p>
       <w:pPr>
-        <w:overflowPunct w:val="false"/>
+        <w:overflowPunct w:val="true"/>
         <w:jc w:val="start"/>
         <w:rPr/>
       </w:pPr>
@@ -3439,7 +3456,7 @@
     </w:p>
     <w:p>
       <w:pPr>
-        <w:overflowPunct w:val="false"/>
+        <w:overflowPunct w:val="true"/>
         <w:jc w:val="start"/>
         <w:rPr/>
       </w:pPr>
@@ -3451,7 +3468,7 @@
     </w:p>
     <w:p>
       <w:pPr>
-        <w:overflowPunct w:val="false"/>
+        <w:overflowPunct w:val="true"/>
         <w:jc w:val="start"/>
         <w:rPr/>
       </w:pPr>
@@ -3466,7 +3483,7 @@
     </w:p>
     <w:p>
       <w:pPr>
-        <w:overflowPunct w:val="false"/>
+        <w:overflowPunct w:val="true"/>
         <w:jc w:val="start"/>
         <w:rPr/>
       </w:pPr>
@@ -3483,7 +3500,7 @@
   <w:comment w:id="26" w:author="Charlene Janion-Scheepers" w:date="2025-11-20T18:08:00Z" w:initials="CJ">
     <w:p>
       <w:pPr>
-        <w:overflowPunct w:val="false"/>
+        <w:overflowPunct w:val="true"/>
         <w:jc w:val="start"/>
         <w:rPr/>
       </w:pPr>
@@ -3503,7 +3520,7 @@
   <w:comment w:id="27" w:author="Charlene Janion-Scheepers" w:date="2025-11-20T18:08:00Z" w:initials="CJ">
     <w:p>
       <w:pPr>
-        <w:overflowPunct w:val="false"/>
+        <w:overflowPunct w:val="true"/>
         <w:jc w:val="start"/>
         <w:rPr/>
       </w:pPr>
@@ -3523,7 +3540,7 @@
   <w:comment w:id="28" w:author="Charlene Janion-Scheepers" w:date="2025-09-29T22:31:00Z" w:initials="CJ">
     <w:p>
       <w:pPr>
-        <w:overflowPunct w:val="false"/>
+        <w:overflowPunct w:val="true"/>
         <w:jc w:val="start"/>
         <w:rPr/>
       </w:pPr>
@@ -3543,7 +3560,7 @@
   <w:comment w:id="29" w:author="Charlene Janion-Scheepers" w:date="2025-09-29T22:30:00Z" w:initials="CJ">
     <w:p>
       <w:pPr>
-        <w:overflowPunct w:val="false"/>
+        <w:overflowPunct w:val="true"/>
         <w:jc w:val="start"/>
         <w:rPr/>
       </w:pPr>
@@ -3578,6 +3595,125 @@
         </w:tabs>
         <w:ind w:start="0" w:hanging="0"/>
       </w:pPr>
+    </w:lvl>
+    <w:lvl w:ilvl="1">
+      <w:start w:val="1"/>
+      <w:numFmt w:val="none"/>
+      <w:suff w:val="nothing"/>
+      <w:lvlText w:val="%2"/>
+      <w:lvlJc w:val="start"/>
+      <w:pPr>
+        <w:tabs>
+          <w:tab w:val="num" w:pos="0"/>
+        </w:tabs>
+        <w:ind w:start="0" w:hanging="0"/>
+      </w:pPr>
+    </w:lvl>
+    <w:lvl w:ilvl="2">
+      <w:start w:val="1"/>
+      <w:numFmt w:val="none"/>
+      <w:suff w:val="nothing"/>
+      <w:lvlText w:val="%3"/>
+      <w:lvlJc w:val="start"/>
+      <w:pPr>
+        <w:tabs>
+          <w:tab w:val="num" w:pos="0"/>
+        </w:tabs>
+        <w:ind w:start="0" w:hanging="0"/>
+      </w:pPr>
+    </w:lvl>
+    <w:lvl w:ilvl="3">
+      <w:start w:val="1"/>
+      <w:numFmt w:val="none"/>
+      <w:suff w:val="nothing"/>
+      <w:lvlText w:val="%4"/>
+      <w:lvlJc w:val="start"/>
+      <w:pPr>
+        <w:tabs>
+          <w:tab w:val="num" w:pos="0"/>
+        </w:tabs>
+        <w:ind w:start="0" w:hanging="0"/>
+      </w:pPr>
+    </w:lvl>
+    <w:lvl w:ilvl="4">
+      <w:start w:val="1"/>
+      <w:numFmt w:val="none"/>
+      <w:suff w:val="nothing"/>
+      <w:lvlText w:val="%5"/>
+      <w:lvlJc w:val="start"/>
+      <w:pPr>
+        <w:tabs>
+          <w:tab w:val="num" w:pos="0"/>
+        </w:tabs>
+        <w:ind w:start="0" w:hanging="0"/>
+      </w:pPr>
+    </w:lvl>
+    <w:lvl w:ilvl="5">
+      <w:start w:val="1"/>
+      <w:numFmt w:val="none"/>
+      <w:suff w:val="nothing"/>
+      <w:lvlText w:val="%6"/>
+      <w:lvlJc w:val="start"/>
+      <w:pPr>
+        <w:tabs>
+          <w:tab w:val="num" w:pos="0"/>
+        </w:tabs>
+        <w:ind w:start="0" w:hanging="0"/>
+      </w:pPr>
+    </w:lvl>
+    <w:lvl w:ilvl="6">
+      <w:start w:val="1"/>
+      <w:numFmt w:val="none"/>
+      <w:suff w:val="nothing"/>
+      <w:lvlText w:val="%7"/>
+      <w:lvlJc w:val="start"/>
+      <w:pPr>
+        <w:tabs>
+          <w:tab w:val="num" w:pos="0"/>
+        </w:tabs>
+        <w:ind w:start="0" w:hanging="0"/>
+      </w:pPr>
+    </w:lvl>
+    <w:lvl w:ilvl="7">
+      <w:start w:val="1"/>
+      <w:numFmt w:val="none"/>
+      <w:suff w:val="nothing"/>
+      <w:lvlText w:val="%8"/>
+      <w:lvlJc w:val="start"/>
+      <w:pPr>
+        <w:tabs>
+          <w:tab w:val="num" w:pos="0"/>
+        </w:tabs>
+        <w:ind w:start="0" w:hanging="0"/>
+      </w:pPr>
+    </w:lvl>
+    <w:lvl w:ilvl="8">
+      <w:start w:val="1"/>
+      <w:numFmt w:val="none"/>
+      <w:suff w:val="nothing"/>
+      <w:lvlText w:val="%9"/>
+      <w:lvlJc w:val="start"/>
+      <w:pPr>
+        <w:tabs>
+          <w:tab w:val="num" w:pos="0"/>
+        </w:tabs>
+        <w:ind w:start="0" w:hanging="0"/>
+      </w:pPr>
+    </w:lvl>
+  </w:abstractNum>
+  <w:abstractNum w:abstractNumId="2">
+    <w:lvl w:ilvl="0">
+      <w:start w:val="1"/>
+      <w:numFmt w:val="none"/>
+      <w:suff w:val="nothing"/>
+      <w:lvlText w:val="%1"/>
+      <w:lvlJc w:val="start"/>
+      <w:pPr>
+        <w:tabs>
+          <w:tab w:val="num" w:pos="0"/>
+        </w:tabs>
+        <w:ind w:start="0" w:hanging="0"/>
+      </w:pPr>
       <w:rPr/>
     </w:lvl>
     <w:lvl w:ilvl="1">
@@ -3691,125 +3827,6 @@
         <w:ind w:start="0" w:hanging="0"/>
       </w:pPr>
       <w:rPr/>
-    </w:lvl>
-  </w:abstractNum>
-  <w:abstractNum w:abstractNumId="2">
-    <w:lvl w:ilvl="0">
-      <w:start w:val="1"/>
-      <w:numFmt w:val="none"/>
-      <w:suff w:val="nothing"/>
-      <w:lvlText w:val=""/>
-      <w:lvlJc w:val="start"/>
-      <w:pPr>
-        <w:tabs>
-          <w:tab w:val="num" w:pos="0"/>
-        </w:tabs>
-        <w:ind w:start="0" w:hanging="0"/>
-      </w:pPr>
-    </w:lvl>
-    <w:lvl w:ilvl="1">
-      <w:start w:val="1"/>
-      <w:numFmt w:val="none"/>
-      <w:suff w:val="nothing"/>
-      <w:lvlText w:val=""/>
-      <w:lvlJc w:val="start"/>
-      <w:pPr>
-        <w:tabs>
-          <w:tab w:val="num" w:pos="0"/>
-        </w:tabs>
-        <w:ind w:start="0" w:hanging="0"/>
-      </w:pPr>
-    </w:lvl>
-    <w:lvl w:ilvl="2">
-      <w:start w:val="1"/>
-      <w:numFmt w:val="none"/>
-      <w:suff w:val="nothing"/>
-      <w:lvlText w:val=""/>
-      <w:lvlJc w:val="start"/>
-      <w:pPr>
-        <w:tabs>
-          <w:tab w:val="num" w:pos="0"/>
-        </w:tabs>
-        <w:ind w:start="0" w:hanging="0"/>
-      </w:pPr>
-    </w:lvl>
-    <w:lvl w:ilvl="3">
-      <w:start w:val="1"/>
-      <w:numFmt w:val="none"/>
-      <w:suff w:val="nothing"/>
-      <w:lvlText w:val=""/>
-      <w:lvlJc w:val="start"/>
-      <w:pPr>
-        <w:tabs>
-          <w:tab w:val="num" w:pos="0"/>
-        </w:tabs>
-        <w:ind w:start="0" w:hanging="0"/>
-      </w:pPr>
-    </w:lvl>
-    <w:lvl w:ilvl="4">
-      <w:start w:val="1"/>
-      <w:numFmt w:val="none"/>
-      <w:suff w:val="nothing"/>
-      <w:lvlText w:val=""/>
-      <w:lvlJc w:val="start"/>
-      <w:pPr>
-        <w:tabs>
-          <w:tab w:val="num" w:pos="0"/>
-        </w:tabs>
-        <w:ind w:start="0" w:hanging="0"/>
-      </w:pPr>
-    </w:lvl>
-    <w:lvl w:ilvl="5">
-      <w:start w:val="1"/>
-      <w:numFmt w:val="none"/>
-      <w:suff w:val="nothing"/>
-      <w:lvlText w:val=""/>
-      <w:lvlJc w:val="start"/>
-      <w:pPr>
-        <w:tabs>
-          <w:tab w:val="num" w:pos="0"/>
-        </w:tabs>
-        <w:ind w:start="0" w:hanging="0"/>
-      </w:pPr>
-    </w:lvl>
-    <w:lvl w:ilvl="6">
-      <w:start w:val="1"/>
-      <w:numFmt w:val="none"/>
-      <w:suff w:val="nothing"/>
-      <w:lvlText w:val=""/>
-      <w:lvlJc w:val="start"/>
-      <w:pPr>
-        <w:tabs>
-          <w:tab w:val="num" w:pos="0"/>
-        </w:tabs>
-        <w:ind w:start="0" w:hanging="0"/>
-      </w:pPr>
-    </w:lvl>
-    <w:lvl w:ilvl="7">
-      <w:start w:val="1"/>
-      <w:numFmt w:val="none"/>
-      <w:suff w:val="nothing"/>
-      <w:lvlText w:val=""/>
-      <w:lvlJc w:val="start"/>
-      <w:pPr>
-        <w:tabs>
-          <w:tab w:val="num" w:pos="0"/>
-        </w:tabs>
-        <w:ind w:start="0" w:hanging="0"/>
-      </w:pPr>
-    </w:lvl>
-    <w:lvl w:ilvl="8">
-      <w:start w:val="1"/>
-      <w:numFmt w:val="none"/>
-      <w:suff w:val="nothing"/>
-      <w:lvlText w:val=""/>
-      <w:lvlJc w:val="start"/>
-      <w:pPr>
-        <w:tabs>
-          <w:tab w:val="num" w:pos="0"/>
-        </w:tabs>
-        <w:ind w:start="0" w:hanging="0"/>
-      </w:pPr>
     </w:lvl>
   </w:abstractNum>
   <w:num w:numId="1">
@@ -3839,391 +3856,15 @@
       </w:pPr>
     </w:pPrDefault>
   </w:docDefaults>
-  <w:latentStyles w:defLockedState="0" w:defUIPriority="99" w:defSemiHidden="0" w:defUnhideWhenUsed="0" w:defQFormat="0" w:count="376">
-    <w:lsdException w:name="Normal" w:uiPriority="0" w:qFormat="1"/>
-    <w:lsdException w:name="heading 1" w:uiPriority="9" w:qFormat="1"/>
-    <w:lsdException w:name="heading 2" w:uiPriority="9" w:semiHidden="1" w:unhideWhenUsed="1" w:qFormat="1"/>
-    <w:lsdException w:name="heading 3" w:uiPriority="9" w:semiHidden="1" w:unhideWhenUsed="1" w:qFormat="1"/>
-    <w:lsdException w:name="heading 4" w:uiPriority="9" w:semiHidden="1" w:unhideWhenUsed="1" w:qFormat="1"/>
-    <w:lsdException w:name="heading 5" w:uiPriority="9" w:semiHidden="1" w:unhideWhenUsed="1" w:qFormat="1"/>
-    <w:lsdException w:name="heading 6" w:uiPriority="9" w:semiHidden="1" w:unhideWhenUsed="1" w:qFormat="1"/>
-    <w:lsdException w:name="heading 7" w:uiPriority="9" w:semiHidden="1" w:unhideWhenUsed="1" w:qFormat="1"/>
-    <w:lsdException w:name="heading 8" w:uiPriority="9" w:semiHidden="1" w:unhideWhenUsed="1" w:qFormat="1"/>
-    <w:lsdException w:name="heading 9" w:uiPriority="9" w:semiHidden="1" w:unhideWhenUsed="1" w:qFormat="1"/>
-    <w:lsdException w:name="index 1" w:semiHidden="1" w:unhideWhenUsed="1"/>
-    <w:lsdException w:name="index 2" w:semiHidden="1" w:unhideWhenUsed="1"/>
-    <w:lsdException w:name="index 3" w:semiHidden="1" w:unhideWhenUsed="1"/>
-    <w:lsdException w:name="index 4" w:semiHidden="1" w:unhideWhenUsed="1"/>
-    <w:lsdException w:name="index 5" w:semiHidden="1" w:unhideWhenUsed="1"/>
-    <w:lsdException w:name="index 6" w:semiHidden="1" w:unhideWhenUsed="1"/>
-    <w:lsdException w:name="index 7" w:semiHidden="1" w:unhideWhenUsed="1"/>
-    <w:lsdException w:name="index 8" w:semiHidden="1" w:unhideWhenUsed="1"/>
-    <w:lsdException w:name="index 9" w:semiHidden="1" w:unhideWhenUsed="1"/>
-    <w:lsdException w:name="toc 1" w:uiPriority="39" w:semiHidden="1" w:unhideWhenUsed="1"/>
-    <w:lsdException w:name="toc 2" w:uiPriority="39" w:semiHidden="1" w:unhideWhenUsed="1"/>
-    <w:lsdException w:name="toc 3" w:uiPriority="39" w:semiHidden="1" w:unhideWhenUsed="1"/>
-    <w:lsdException w:name="toc 4" w:uiPriority="39" w:semiHidden="1" w:unhideWhenUsed="1"/>
-    <w:lsdException w:name="toc 5" w:uiPriority="39" w:semiHidden="1" w:unhideWhenUsed="1"/>
-    <w:lsdException w:name="toc 6" w:uiPriority="39" w:semiHidden="1" w:unhideWhenUsed="1"/>
-    <w:lsdException w:name="toc 7" w:uiPriority="39" w:semiHidden="1" w:unhideWhenUsed="1"/>
-    <w:lsdException w:name="toc 8" w:uiPriority="39" w:semiHidden="1" w:unhideWhenUsed="1"/>
-    <w:lsdException w:name="toc 9" w:uiPriority="39" w:semiHidden="1" w:unhideWhenUsed="1"/>
-    <w:lsdException w:name="Normal Indent" w:semiHidden="1" w:unhideWhenUsed="1"/>
-    <w:lsdException w:name="footnote text" w:semiHidden="1" w:unhideWhenUsed="1"/>
-    <w:lsdException w:name="annotation text" w:semiHidden="1" w:unhideWhenUsed="1"/>
-    <w:lsdException w:name="header" w:semiHidden="1" w:unhideWhenUsed="1"/>
-    <w:lsdException w:name="footer" w:semiHidden="1" w:unhideWhenUsed="1"/>
-    <w:lsdException w:name="index heading" w:semiHidden="1" w:unhideWhenUsed="1"/>
-    <w:lsdException w:name="caption" w:uiPriority="35" w:semiHidden="1" w:unhideWhenUsed="1" w:qFormat="1"/>
-    <w:lsdException w:name="table of figures" w:semiHidden="1" w:unhideWhenUsed="1"/>
-    <w:lsdException w:name="envelope address" w:semiHidden="1" w:unhideWhenUsed="1"/>
-    <w:lsdException w:name="envelope return" w:semiHidden="1" w:unhideWhenUsed="1"/>
-    <w:lsdException w:name="footnote reference" w:semiHidden="1" w:unhideWhenUsed="1"/>
-    <w:lsdException w:name="annotation reference" w:semiHidden="1" w:unhideWhenUsed="1"/>
-    <w:lsdException w:name="line number" w:semiHidden="1" w:unhideWhenUsed="1"/>
-    <w:lsdException w:name="page number" w:semiHidden="1" w:unhideWhenUsed="1"/>
-    <w:lsdException w:name="endnote reference" w:semiHidden="1" w:unhideWhenUsed="1"/>
-    <w:lsdException w:name="endnote text" w:semiHidden="1" w:unhideWhenUsed="1"/>
-    <w:lsdException w:name="table of authorities" w:semiHidden="1" w:unhideWhenUsed="1"/>
-    <w:lsdException w:name="macro" w:semiHidden="1" w:unhideWhenUsed="1"/>
-    <w:lsdException w:name="toa heading" w:semiHidden="1" w:unhideWhenUsed="1"/>
-    <w:lsdException w:name="List" w:semiHidden="1" w:unhideWhenUsed="1"/>
-    <w:lsdException w:name="List Bullet" w:semiHidden="1" w:unhideWhenUsed="1"/>
-    <w:lsdException w:name="List Number" w:semiHidden="1" w:unhideWhenUsed="1"/>
-    <w:lsdException w:name="List 2" w:semiHidden="1" w:unhideWhenUsed="1"/>
-    <w:lsdException w:name="List 3" w:semiHidden="1" w:unhideWhenUsed="1"/>
-    <w:lsdException w:name="List 4" w:semiHidden="1" w:unhideWhenUsed="1"/>
-    <w:lsdException w:name="List 5" w:semiHidden="1" w:unhideWhenUsed="1"/>
-    <w:lsdException w:name="List Bullet 2" w:semiHidden="1" w:unhideWhenUsed="1"/>
-    <w:lsdException w:name="List Bullet 3" w:semiHidden="1" w:unhideWhenUsed="1"/>
-    <w:lsdException w:name="List Bullet 4" w:semiHidden="1" w:unhideWhenUsed="1"/>
-    <w:lsdException w:name="List Bullet 5" w:semiHidden="1" w:unhideWhenUsed="1"/>
-    <w:lsdException w:name="List Number 2" w:semiHidden="1" w:unhideWhenUsed="1"/>
-    <w:lsdException w:name="List Number 3" w:semiHidden="1" w:unhideWhenUsed="1"/>
-    <w:lsdException w:name="List Number 4" w:semiHidden="1" w:unhideWhenUsed="1"/>
-    <w:lsdException w:name="List Number 5" w:semiHidden="1" w:unhideWhenUsed="1"/>
-    <w:lsdException w:name="Title" w:uiPriority="10" w:qFormat="1"/>
-    <w:lsdException w:name="Closing" w:semiHidden="1" w:unhideWhenUsed="1"/>
-    <w:lsdException w:name="Signature" w:semiHidden="1" w:unhideWhenUsed="1"/>
-    <w:lsdException w:name="Default Paragraph Font" w:uiPriority="1" w:semiHidden="1" w:unhideWhenUsed="1"/>
-    <w:lsdException w:name="Body Text" w:semiHidden="1" w:unhideWhenUsed="1"/>
-    <w:lsdException w:name="Body Text Indent" w:semiHidden="1" w:unhideWhenUsed="1"/>
-    <w:lsdException w:name="List Continue" w:semiHidden="1" w:unhideWhenUsed="1"/>
-    <w:lsdException w:name="List Continue 2" w:semiHidden="1" w:unhideWhenUsed="1"/>
-    <w:lsdException w:name="List Continue 3" w:semiHidden="1" w:unhideWhenUsed="1"/>
-    <w:lsdException w:name="List Continue 4" w:semiHidden="1" w:unhideWhenUsed="1"/>
-    <w:lsdException w:name="List Continue 5" w:semiHidden="1" w:unhideWhenUsed="1"/>
-    <w:lsdException w:name="Message Header" w:semiHidden="1" w:unhideWhenUsed="1"/>
-    <w:lsdException w:name="Subtitle" w:uiPriority="11" w:qFormat="1"/>
-    <w:lsdException w:name="Salutation" w:semiHidden="1" w:unhideWhenUsed="1"/>
-    <w:lsdException w:name="Date" w:semiHidden="1" w:unhideWhenUsed="1"/>
-    <w:lsdException w:name="Body Text First Indent" w:semiHidden="1" w:unhideWhenUsed="1"/>
-    <w:lsdException w:name="Body Text First Indent 2" w:semiHidden="1" w:unhideWhenUsed="1"/>
-    <w:lsdException w:name="Note Heading" w:semiHidden="1" w:unhideWhenUsed="1"/>
-    <w:lsdException w:name="Body Text 2" w:semiHidden="1" w:unhideWhenUsed="1"/>
-    <w:lsdException w:name="Body Text 3" w:semiHidden="1" w:unhideWhenUsed="1"/>
-    <w:lsdException w:name="Body Text Indent 2" w:semiHidden="1" w:unhideWhenUsed="1"/>
-    <w:lsdException w:name="Body Text Indent 3" w:semiHidden="1" w:unhideWhenUsed="1"/>
-    <w:lsdException w:name="Block Text" w:semiHidden="1" w:unhideWhenUsed="1"/>
-    <w:lsdException w:name="Hyperlink" w:semiHidden="1" w:unhideWhenUsed="1"/>
-    <w:lsdException w:name="FollowedHyperlink" w:semiHidden="1" w:unhideWhenUsed="1"/>
-    <w:lsdException w:name="Strong" w:uiPriority="22" w:qFormat="1"/>
-    <w:lsdException w:name="Emphasis" w:uiPriority="20" w:qFormat="1"/>
-    <w:lsdException w:name="Document Map" w:semiHidden="1" w:unhideWhenUsed="1"/>
-    <w:lsdException w:name="Plain Text" w:semiHidden="1" w:unhideWhenUsed="1"/>
-    <w:lsdException w:name="E-mail Signature" w:semiHidden="1" w:unhideWhenUsed="1"/>
-    <w:lsdException w:name="HTML Top of Form" w:semiHidden="1" w:unhideWhenUsed="1"/>
-    <w:lsdException w:name="HTML Bottom of Form" w:semiHidden="1" w:unhideWhenUsed="1"/>
-    <w:lsdException w:name="Normal (Web)" w:semiHidden="1" w:unhideWhenUsed="1"/>
-    <w:lsdException w:name="HTML Acronym" w:semiHidden="1" w:unhideWhenUsed="1"/>
-    <w:lsdException w:name="HTML Address" w:semiHidden="1" w:unhideWhenUsed="1"/>
-    <w:lsdException w:name="HTML Cite" w:semiHidden="1" w:unhideWhenUsed="1"/>
-    <w:lsdException w:name="HTML Code" w:semiHidden="1" w:unhideWhenUsed="1"/>
-    <w:lsdException w:name="HTML Definition" w:semiHidden="1" w:unhideWhenUsed="1"/>
-    <w:lsdException w:name="HTML Keyboard" w:semiHidden="1" w:unhideWhenUsed="1"/>
-    <w:lsdException w:name="HTML Preformatted" w:semiHidden="1" w:unhideWhenUsed="1"/>
-    <w:lsdException w:name="HTML Sample" w:semiHidden="1" w:unhideWhenUsed="1"/>
-    <w:lsdException w:name="HTML Typewriter" w:semiHidden="1" w:unhideWhenUsed="1"/>
-    <w:lsdException w:name="HTML Variable" w:semiHidden="1" w:unhideWhenUsed="1"/>
-    <w:lsdException w:name="Normal Table" w:semiHidden="1" w:unhideWhenUsed="1"/>
-    <w:lsdException w:name="annotation subject" w:semiHidden="1" w:unhideWhenUsed="1"/>
-    <w:lsdException w:name="No List" w:semiHidden="1" w:unhideWhenUsed="1"/>
-    <w:lsdException w:name="Outline List 1" w:semiHidden="1" w:unhideWhenUsed="1"/>
-    <w:lsdException w:name="Outline List 2" w:semiHidden="1" w:unhideWhenUsed="1"/>
-    <w:lsdException w:name="Outline List 3" w:semiHidden="1" w:unhideWhenUsed="1"/>
-    <w:lsdException w:name="Table Simple 1" w:semiHidden="1" w:unhideWhenUsed="1"/>
-    <w:lsdException w:name="Table Simple 2" w:semiHidden="1" w:unhideWhenUsed="1"/>
-    <w:lsdException w:name="Table Simple 3" w:semiHidden="1" w:unhideWhenUsed="1"/>
-    <w:lsdException w:name="Table Classic 1" w:semiHidden="1" w:unhideWhenUsed="1"/>
-    <w:lsdException w:name="Table Classic 2" w:semiHidden="1" w:unhideWhenUsed="1"/>
-    <w:lsdException w:name="Table Classic 3" w:semiHidden="1" w:unhideWhenUsed="1"/>
-    <w:lsdException w:name="Table Classic 4" w:semiHidden="1" w:unhideWhenUsed="1"/>
-    <w:lsdException w:name="Table Colorful 1" w:semiHidden="1" w:unhideWhenUsed="1"/>
-    <w:lsdException w:name="Table Colorful 2" w:semiHidden="1" w:unhideWhenUsed="1"/>
-    <w:lsdException w:name="Table Colorful 3" w:semiHidden="1" w:unhideWhenUsed="1"/>
-    <w:lsdException w:name="Table Columns 1" w:semiHidden="1" w:unhideWhenUsed="1"/>
-    <w:lsdException w:name="Table Columns 2" w:semiHidden="1" w:unhideWhenUsed="1"/>
-    <w:lsdException w:name="Table Columns 3" w:semiHidden="1" w:unhideWhenUsed="1"/>
-    <w:lsdException w:name="Table Columns 4" w:semiHidden="1" w:unhideWhenUsed="1"/>
-    <w:lsdException w:name="Table Columns 5" w:semiHidden="1" w:unhideWhenUsed="1"/>
-    <w:lsdException w:name="Table Grid 1" w:semiHidden="1" w:unhideWhenUsed="1"/>
-    <w:lsdException w:name="Table Grid 2" w:semiHidden="1" w:unhideWhenUsed="1"/>
-    <w:lsdException w:name="Table Grid 3" w:semiHidden="1" w:unhideWhenUsed="1"/>
-    <w:lsdException w:name="Table Grid 4" w:semiHidden="1" w:unhideWhenUsed="1"/>
-    <w:lsdException w:name="Table Grid 5" w:semiHidden="1" w:unhideWhenUsed="1"/>
-    <w:lsdException w:name="Table Grid 6" w:semiHidden="1" w:unhideWhenUsed="1"/>
-    <w:lsdException w:name="Table Grid 7" w:semiHidden="1" w:unhideWhenUsed="1"/>
-    <w:lsdException w:name="Table Grid 8" w:semiHidden="1" w:unhideWhenUsed="1"/>
-    <w:lsdException w:name="Table List 1" w:semiHidden="1" w:unhideWhenUsed="1"/>
-    <w:lsdException w:name="Table List 2" w:semiHidden="1" w:unhideWhenUsed="1"/>
-    <w:lsdException w:name="Table List 3" w:semiHidden="1" w:unhideWhenUsed="1"/>
-    <w:lsdException w:name="Table List 4" w:semiHidden="1" w:unhideWhenUsed="1"/>
-    <w:lsdException w:name="Table List 5" w:semiHidden="1" w:unhideWhenUsed="1"/>
-    <w:lsdException w:name="Table List 6" w:semiHidden="1" w:unhideWhenUsed="1"/>
-    <w:lsdException w:name="Table List 7" w:semiHidden="1" w:unhideWhenUsed="1"/>
-    <w:lsdException w:name="Table List 8" w:semiHidden="1" w:unhideWhenUsed="1"/>
-    <w:lsdException w:name="Table 3D effects 1" w:semiHidden="1" w:unhideWhenUsed="1"/>
-    <w:lsdException w:name="Table 3D effects 2" w:semiHidden="1" w:unhideWhenUsed="1"/>
-    <w:lsdException w:name="Table 3D effects 3" w:semiHidden="1" w:unhideWhenUsed="1"/>
-    <w:lsdException w:name="Table Contemporary" w:semiHidden="1" w:unhideWhenUsed="1"/>
-    <w:lsdException w:name="Table Elegant" w:semiHidden="1" w:unhideWhenUsed="1"/>
-    <w:lsdException w:name="Table Professional" w:semiHidden="1" w:unhideWhenUsed="1"/>
-    <w:lsdException w:name="Table Subtle 1" w:semiHidden="1" w:unhideWhenUsed="1"/>
-    <w:lsdException w:name="Table Subtle 2" w:semiHidden="1" w:unhideWhenUsed="1"/>
-    <w:lsdException w:name="Table Web 1" w:semiHidden="1" w:unhideWhenUsed="1"/>
-    <w:lsdException w:name="Table Web 2" w:semiHidden="1" w:unhideWhenUsed="1"/>
-    <w:lsdException w:name="Table Web 3" w:semiHidden="1" w:unhideWhenUsed="1"/>
-    <w:lsdException w:name="Balloon Text" w:semiHidden="1" w:unhideWhenUsed="1"/>
-    <w:lsdException w:name="Table Grid" w:uiPriority="39"/>
-    <w:lsdException w:name="Table Theme" w:semiHidden="1" w:unhideWhenUsed="1"/>
-    <w:lsdException w:name="Placeholder Text" w:semiHidden="1"/>
-    <w:lsdException w:name="No Spacing" w:uiPriority="1" w:qFormat="1"/>
-    <w:lsdException w:name="Light Shading" w:uiPriority="60"/>
-    <w:lsdException w:name="Light List" w:uiPriority="61"/>
-    <w:lsdException w:name="Light Grid" w:uiPriority="62"/>
-    <w:lsdException w:name="Medium Shading 1" w:uiPriority="63"/>
-    <w:lsdException w:name="Medium Shading 2" w:uiPriority="64"/>
-    <w:lsdException w:name="Medium List 1" w:uiPriority="65"/>
-    <w:lsdException w:name="Medium List 2" w:uiPriority="66"/>
-    <w:lsdException w:name="Medium Grid 1" w:uiPriority="67"/>
-    <w:lsdException w:name="Medium Grid 2" w:uiPriority="68"/>
-    <w:lsdException w:name="Medium Grid 3" w:uiPriority="69"/>
-    <w:lsdException w:name="Dark List" w:uiPriority="70"/>
-    <w:lsdException w:name="Colorful Shading" w:uiPriority="71"/>
-    <w:lsdException w:name="Colorful List" w:uiPriority="72"/>
-    <w:lsdException w:name="Colorful Grid" w:uiPriority="73"/>
-    <w:lsdException w:name="Light Shading Accent 1" w:uiPriority="60"/>
-    <w:lsdException w:name="Light List Accent 1" w:uiPriority="61"/>
-    <w:lsdException w:name="Light Grid Accent 1" w:uiPriority="62"/>
-    <w:lsdException w:name="Medium Shading 1 Accent 1" w:uiPriority="63"/>
-    <w:lsdException w:name="Medium Shading 2 Accent 1" w:uiPriority="64"/>
-    <w:lsdException w:name="Medium List 1 Accent 1" w:uiPriority="65"/>
-    <w:lsdException w:name="Revision" w:semiHidden="1"/>
-    <w:lsdException w:name="List Paragraph" w:uiPriority="34" w:qFormat="1"/>
-    <w:lsdException w:name="Quote" w:uiPriority="29" w:qFormat="1"/>
-    <w:lsdException w:name="Intense Quote" w:uiPriority="30" w:qFormat="1"/>
-    <w:lsdException w:name="Medium List 2 Accent 1" w:uiPriority="66"/>
-    <w:lsdException w:name="Medium Grid 1 Accent 1" w:uiPriority="67"/>
-    <w:lsdException w:name="Medium Grid 2 Accent 1" w:uiPriority="68"/>
-    <w:lsdException w:name="Medium Grid 3 Accent 1" w:uiPriority="69"/>
-    <w:lsdException w:name="Dark List Accent 1" w:uiPriority="70"/>
-    <w:lsdException w:name="Colorful Shading Accent 1" w:uiPriority="71"/>
-    <w:lsdException w:name="Colorful List Accent 1" w:uiPriority="72"/>
-    <w:lsdException w:name="Colorful Grid Accent 1" w:uiPriority="73"/>
-    <w:lsdException w:name="Light Shading Accent 2" w:uiPriority="60"/>
-    <w:lsdException w:name="Light List Accent 2" w:uiPriority="61"/>
-    <w:lsdException w:name="Light Grid Accent 2" w:uiPriority="62"/>
-    <w:lsdException w:name="Medium Shading 1 Accent 2" w:uiPriority="63"/>
-    <w:lsdException w:name="Medium Shading 2 Accent 2" w:uiPriority="64"/>
-    <w:lsdException w:name="Medium List 1 Accent 2" w:uiPriority="65"/>
-    <w:lsdException w:name="Medium List 2 Accent 2" w:uiPriority="66"/>
-    <w:lsdException w:name="Medium Grid 1 Accent 2" w:uiPriority="67"/>
-    <w:lsdException w:name="Medium Grid 2 Accent 2" w:uiPriority="68"/>
-    <w:lsdException w:name="Medium Grid 3 Accent 2" w:uiPriority="69"/>
-    <w:lsdException w:name="Dark List Accent 2" w:uiPriority="70"/>
-    <w:lsdException w:name="Colorful Shading Accent 2" w:uiPriority="71"/>
-    <w:lsdException w:name="Colorful List Accent 2" w:uiPriority="72"/>
-    <w:lsdException w:name="Colorful Grid Accent 2" w:uiPriority="73"/>
-    <w:lsdException w:name="Light Shading Accent 3" w:uiPriority="60"/>
-    <w:lsdException w:name="Light List Accent 3" w:uiPriority="61"/>
-    <w:lsdException w:name="Light Grid Accent 3" w:uiPriority="62"/>
-    <w:lsdException w:name="Medium Shading 1 Accent 3" w:uiPriority="63"/>
-    <w:lsdException w:name="Medium Shading 2 Accent 3" w:uiPriority="64"/>
-    <w:lsdException w:name="Medium List 1 Accent 3" w:uiPriority="65"/>
-    <w:lsdException w:name="Medium List 2 Accent 3" w:uiPriority="66"/>
-    <w:lsdException w:name="Medium Grid 1 Accent 3" w:uiPriority="67"/>
-    <w:lsdException w:name="Medium Grid 2 Accent 3" w:uiPriority="68"/>
-    <w:lsdException w:name="Medium Grid 3 Accent 3" w:uiPriority="69"/>
-    <w:lsdException w:name="Dark List Accent 3" w:uiPriority="70"/>
-    <w:lsdException w:name="Colorful Shading Accent 3" w:uiPriority="71"/>
-    <w:lsdException w:name="Colorful List Accent 3" w:uiPriority="72"/>
-    <w:lsdException w:name="Colorful Grid Accent 3" w:uiPriority="73"/>
-    <w:lsdException w:name="Light Shading Accent 4" w:uiPriority="60"/>
-    <w:lsdException w:name="Light List Accent 4" w:uiPriority="61"/>
-    <w:lsdException w:name="Light Grid Accent 4" w:uiPriority="62"/>
-    <w:lsdException w:name="Medium Shading 1 Accent 4" w:uiPriority="63"/>
-    <w:lsdException w:name="Medium Shading 2 Accent 4" w:uiPriority="64"/>
-    <w:lsdException w:name="Medium List 1 Accent 4" w:uiPriority="65"/>
-    <w:lsdException w:name="Medium List 2 Accent 4" w:uiPriority="66"/>
-    <w:lsdException w:name="Medium Grid 1 Accent 4" w:uiPriority="67"/>
-    <w:lsdException w:name="Medium Grid 2 Accent 4" w:uiPriority="68"/>
-    <w:lsdException w:name="Medium Grid 3 Accent 4" w:uiPriority="69"/>
-    <w:lsdException w:name="Dark List Accent 4" w:uiPriority="70"/>
-    <w:lsdException w:name="Colorful Shading Accent 4" w:uiPriority="71"/>
-    <w:lsdException w:name="Colorful List Accent 4" w:uiPriority="72"/>
-    <w:lsdException w:name="Colorful Grid Accent 4" w:uiPriority="73"/>
-    <w:lsdException w:name="Light Shading Accent 5" w:uiPriority="60"/>
-    <w:lsdException w:name="Light List Accent 5" w:uiPriority="61"/>
-    <w:lsdException w:name="Light Grid Accent 5" w:uiPriority="62"/>
-    <w:lsdException w:name="Medium Shading 1 Accent 5" w:uiPriority="63"/>
-    <w:lsdException w:name="Medium Shading 2 Accent 5" w:uiPriority="64"/>
-    <w:lsdException w:name="Medium List 1 Accent 5" w:uiPriority="65"/>
-    <w:lsdException w:name="Medium List 2 Accent 5" w:uiPriority="66"/>
-    <w:lsdException w:name="Medium Grid 1 Accent 5" w:uiPriority="67"/>
-    <w:lsdException w:name="Medium Grid 2 Accent 5" w:uiPriority="68"/>
-    <w:lsdException w:name="Medium Grid 3 Accent 5" w:uiPriority="69"/>
-    <w:lsdException w:name="Dark List Accent 5" w:uiPriority="70"/>
-    <w:lsdException w:name="Colorful Shading Accent 5" w:uiPriority="71"/>
-    <w:lsdException w:name="Colorful List Accent 5" w:uiPriority="72"/>
-    <w:lsdException w:name="Colorful Grid Accent 5" w:uiPriority="73"/>
-    <w:lsdException w:name="Light Shading Accent 6" w:uiPriority="60"/>
-    <w:lsdException w:name="Light List Accent 6" w:uiPriority="61"/>
-    <w:lsdException w:name="Light Grid Accent 6" w:uiPriority="62"/>
-    <w:lsdException w:name="Medium Shading 1 Accent 6" w:uiPriority="63"/>
-    <w:lsdException w:name="Medium Shading 2 Accent 6" w:uiPriority="64"/>
-    <w:lsdException w:name="Medium List 1 Accent 6" w:uiPriority="65"/>
-    <w:lsdException w:name="Medium List 2 Accent 6" w:uiPriority="66"/>
-    <w:lsdException w:name="Medium Grid 1 Accent 6" w:uiPriority="67"/>
-    <w:lsdException w:name="Medium Grid 2 Accent 6" w:uiPriority="68"/>
-    <w:lsdException w:name="Medium Grid 3 Accent 6" w:uiPriority="69"/>
-    <w:lsdException w:name="Dark List Accent 6" w:uiPriority="70"/>
-    <w:lsdException w:name="Colorful Shading Accent 6" w:uiPriority="71"/>
-    <w:lsdException w:name="Colorful List Accent 6" w:uiPriority="72"/>
-    <w:lsdException w:name="Colorful Grid Accent 6" w:uiPriority="73"/>
-    <w:lsdException w:name="Subtle Emphasis" w:uiPriority="19" w:qFormat="1"/>
-    <w:lsdException w:name="Intense Emphasis" w:uiPriority="21" w:qFormat="1"/>
-    <w:lsdException w:name="Subtle Reference" w:uiPriority="31" w:qFormat="1"/>
-    <w:lsdException w:name="Intense Reference" w:uiPriority="32" w:qFormat="1"/>
-    <w:lsdException w:name="Book Title" w:uiPriority="33" w:qFormat="1"/>
-    <w:lsdException w:name="Bibliography" w:uiPriority="37" w:semiHidden="1" w:unhideWhenUsed="1"/>
-    <w:lsdException w:name="TOC Heading" w:uiPriority="39" w:semiHidden="1" w:unhideWhenUsed="1" w:qFormat="1"/>
-    <w:lsdException w:name="Plain Table 1" w:uiPriority="41"/>
-    <w:lsdException w:name="Plain Table 2" w:uiPriority="42"/>
-    <w:lsdException w:name="Plain Table 3" w:uiPriority="43"/>
-    <w:lsdException w:name="Plain Table 4" w:uiPriority="44"/>
-    <w:lsdException w:name="Plain Table 5" w:uiPriority="45"/>
-    <w:lsdException w:name="Grid Table Light" w:uiPriority="40"/>
-    <w:lsdException w:name="Grid Table 1 Light" w:uiPriority="46"/>
-    <w:lsdException w:name="Grid Table 2" w:uiPriority="47"/>
-    <w:lsdException w:name="Grid Table 3" w:uiPriority="48"/>
-    <w:lsdException w:name="Grid Table 4" w:uiPriority="49"/>
-    <w:lsdException w:name="Grid Table 5 Dark" w:uiPriority="50"/>
-    <w:lsdException w:name="Grid Table 6 Colorful" w:uiPriority="51"/>
-    <w:lsdException w:name="Grid Table 7 Colorful" w:uiPriority="52"/>
-    <w:lsdException w:name="Grid Table 1 Light Accent 1" w:uiPriority="46"/>
-    <w:lsdException w:name="Grid Table 2 Accent 1" w:uiPriority="47"/>
-    <w:lsdException w:name="Grid Table 3 Accent 1" w:uiPriority="48"/>
-    <w:lsdException w:name="Grid Table 4 Accent 1" w:uiPriority="49"/>
-    <w:lsdException w:name="Grid Table 5 Dark Accent 1" w:uiPriority="50"/>
-    <w:lsdException w:name="Grid Table 6 Colorful Accent 1" w:uiPriority="51"/>
-    <w:lsdException w:name="Grid Table 7 Colorful Accent 1" w:uiPriority="52"/>
-    <w:lsdException w:name="Grid Table 1 Light Accent 2" w:uiPriority="46"/>
-    <w:lsdException w:name="Grid Table 2 Accent 2" w:uiPriority="47"/>
-    <w:lsdException w:name="Grid Table 3 Accent 2" w:uiPriority="48"/>
-    <w:lsdException w:name="Grid Table 4 Accent 2" w:uiPriority="49"/>
-    <w:lsdException w:name="Grid Table 5 Dark Accent 2" w:uiPriority="50"/>
-    <w:lsdException w:name="Grid Table 6 Colorful Accent 2" w:uiPriority="51"/>
-    <w:lsdException w:name="Grid Table 7 Colorful Accent 2" w:uiPriority="52"/>
-    <w:lsdException w:name="Grid Table 1 Light Accent 3" w:uiPriority="46"/>
-    <w:lsdException w:name="Grid Table 2 Accent 3" w:uiPriority="47"/>
-    <w:lsdException w:name="Grid Table 3 Accent 3" w:uiPriority="48"/>
-    <w:lsdException w:name="Grid Table 4 Accent 3" w:uiPriority="49"/>
-    <w:lsdException w:name="Grid Table 5 Dark Accent 3" w:uiPriority="50"/>
-    <w:lsdException w:name="Grid Table 6 Colorful Accent 3" w:uiPriority="51"/>
-    <w:lsdException w:name="Grid Table 7 Colorful Accent 3" w:uiPriority="52"/>
-    <w:lsdException w:name="Grid Table 1 Light Accent 4" w:uiPriority="46"/>
-    <w:lsdException w:name="Grid Table 2 Accent 4" w:uiPriority="47"/>
-    <w:lsdException w:name="Grid Table 3 Accent 4" w:uiPriority="48"/>
-    <w:lsdException w:name="Grid Table 4 Accent 4" w:uiPriority="49"/>
-    <w:lsdException w:name="Grid Table 5 Dark Accent 4" w:uiPriority="50"/>
-    <w:lsdException w:name="Grid Table 6 Colorful Accent 4" w:uiPriority="51"/>
-    <w:lsdException w:name="Grid Table 7 Colorful Accent 4" w:uiPriority="52"/>
-    <w:lsdException w:name="Grid Table 1 Light Accent 5" w:uiPriority="46"/>
-    <w:lsdException w:name="Grid Table 2 Accent 5" w:uiPriority="47"/>
-    <w:lsdException w:name="Grid Table 3 Accent 5" w:uiPriority="48"/>
-    <w:lsdException w:name="Grid Table 4 Accent 5" w:uiPriority="49"/>
-    <w:lsdException w:name="Grid Table 5 Dark Accent 5" w:uiPriority="50"/>
-    <w:lsdException w:name="Grid Table 6 Colorful Accent 5" w:uiPriority="51"/>
-    <w:lsdException w:name="Grid Table 7 Colorful Accent 5" w:uiPriority="52"/>
-    <w:lsdException w:name="Grid Table 1 Light Accent 6" w:uiPriority="46"/>
-    <w:lsdException w:name="Grid Table 2 Accent 6" w:uiPriority="47"/>
-    <w:lsdException w:name="Grid Table 3 Accent 6" w:uiPriority="48"/>
-    <w:lsdException w:name="Grid Table 4 Accent 6" w:uiPriority="49"/>
-    <w:lsdException w:name="Grid Table 5 Dark Accent 6" w:uiPriority="50"/>
-    <w:lsdException w:name="Grid Table 6 Colorful Accent 6" w:uiPriority="51"/>
-    <w:lsdException w:name="Grid Table 7 Colorful Accent 6" w:uiPriority="52"/>
-    <w:lsdException w:name="List Table 1 Light" w:uiPriority="46"/>
-    <w:lsdException w:name="List Table 2" w:uiPriority="47"/>
-    <w:lsdException w:name="List Table 3" w:uiPriority="48"/>
-    <w:lsdException w:name="List Table 4" w:uiPriority="49"/>
-    <w:lsdException w:name="List Table 5 Dark" w:uiPriority="50"/>
-    <w:lsdException w:name="List Table 6 Colorful" w:uiPriority="51"/>
-    <w:lsdException w:name="List Table 7 Colorful" w:uiPriority="52"/>
-    <w:lsdException w:name="List Table 1 Light Accent 1" w:uiPriority="46"/>
-    <w:lsdException w:name="List Table 2 Accent 1" w:uiPriority="47"/>
-    <w:lsdException w:name="List Table 3 Accent 1" w:uiPriority="48"/>
-    <w:lsdException w:name="List Table 4 Accent 1" w:uiPriority="49"/>
-    <w:lsdException w:name="List Table 5 Dark Accent 1" w:uiPriority="50"/>
-    <w:lsdException w:name="List Table 6 Colorful Accent 1" w:uiPriority="51"/>
-    <w:lsdException w:name="List Table 7 Colorful Accent 1" w:uiPriority="52"/>
-    <w:lsdException w:name="List Table 1 Light Accent 2" w:uiPriority="46"/>
-    <w:lsdException w:name="List Table 2 Accent 2" w:uiPriority="47"/>
-    <w:lsdException w:name="List Table 3 Accent 2" w:uiPriority="48"/>
-    <w:lsdException w:name="List Table 4 Accent 2" w:uiPriority="49"/>
-    <w:lsdException w:name="List Table 5 Dark Accent 2" w:uiPriority="50"/>
-    <w:lsdException w:name="List Table 6 Colorful Accent 2" w:uiPriority="51"/>
-    <w:lsdException w:name="List Table 7 Colorful Accent 2" w:uiPriority="52"/>
-    <w:lsdException w:name="List Table 1 Light Accent 3" w:uiPriority="46"/>
-    <w:lsdException w:name="List Table 2 Accent 3" w:uiPriority="47"/>
-    <w:lsdException w:name="List Table 3 Accent 3" w:uiPriority="48"/>
-    <w:lsdException w:name="List Table 4 Accent 3" w:uiPriority="49"/>
-    <w:lsdException w:name="List Table 5 Dark Accent 3" w:uiPriority="50"/>
-    <w:lsdException w:name="List Table 6 Colorful Accent 3" w:uiPriority="51"/>
-    <w:lsdException w:name="List Table 7 Colorful Accent 3" w:uiPriority="52"/>
-    <w:lsdException w:name="List Table 1 Light Accent 4" w:uiPriority="46"/>
-    <w:lsdException w:name="List Table 2 Accent 4" w:uiPriority="47"/>
-    <w:lsdException w:name="List Table 3 Accent 4" w:uiPriority="48"/>
-    <w:lsdException w:name="List Table 4 Accent 4" w:uiPriority="49"/>
-    <w:lsdException w:name="List Table 5 Dark Accent 4" w:uiPriority="50"/>
-    <w:lsdException w:name="List Table 6 Colorful Accent 4" w:uiPriority="51"/>
-    <w:lsdException w:name="List Table 7 Colorful Accent 4" w:uiPriority="52"/>
-    <w:lsdException w:name="List Table 1 Light Accent 5" w:uiPriority="46"/>
-    <w:lsdException w:name="List Table 2 Accent 5" w:uiPriority="47"/>
-    <w:lsdException w:name="List Table 3 Accent 5" w:uiPriority="48"/>
-    <w:lsdException w:name="List Table 4 Accent 5" w:uiPriority="49"/>
-    <w:lsdException w:name="List Table 5 Dark Accent 5" w:uiPriority="50"/>
-    <w:lsdException w:name="List Table 6 Colorful Accent 5" w:uiPriority="51"/>
-    <w:lsdException w:name="List Table 7 Colorful Accent 5" w:uiPriority="52"/>
-    <w:lsdException w:name="List Table 1 Light Accent 6" w:uiPriority="46"/>
-    <w:lsdException w:name="List Table 2 Accent 6" w:uiPriority="47"/>
-    <w:lsdException w:name="List Table 3 Accent 6" w:uiPriority="48"/>
-    <w:lsdException w:name="List Table 4 Accent 6" w:uiPriority="49"/>
-    <w:lsdException w:name="List Table 5 Dark Accent 6" w:uiPriority="50"/>
-    <w:lsdException w:name="List Table 6 Colorful Accent 6" w:uiPriority="51"/>
-    <w:lsdException w:name="List Table 7 Colorful Accent 6" w:uiPriority="52"/>
-    <w:lsdException w:name="Mention" w:semiHidden="1" w:unhideWhenUsed="1"/>
-    <w:lsdException w:name="Smart Hyperlink" w:semiHidden="1" w:unhideWhenUsed="1"/>
-    <w:lsdException w:name="Hashtag" w:semiHidden="1" w:unhideWhenUsed="1"/>
-    <w:lsdException w:name="Unresolved Mention" w:semiHidden="1" w:unhideWhenUsed="1"/>
-    <w:lsdException w:name="Smart Link" w:semiHidden="1" w:unhideWhenUsed="1"/>
-  </w:latentStyles>
-  <w:style w:type="paragraph" w:styleId="Normal" w:default="1">
+  <w:style w:type="paragraph" w:styleId="Normal">
     <w:name w:val="Normal"/>
     <w:qFormat/>
     <w:pPr>
       <w:widowControl/>
       <w:suppressAutoHyphens w:val="true"/>
-      <w:overflowPunct w:val="true"/>
+      <w:kinsoku w:val="true"/>
+      <w:overflowPunct w:val="false"/>
+      <w:autoSpaceDE w:val="true"/>
       <w:bidi w:val="0"/>
       <w:spacing w:before="0" w:after="0"/>
       <w:jc w:val="both"/>
@@ -4241,12 +3882,11 @@
     <w:name w:val="heading 1"/>
     <w:basedOn w:val="Heading"/>
     <w:next w:val="BodyText"/>
-    <w:uiPriority w:val="9"/>
     <w:qFormat/>
     <w:pPr>
       <w:numPr>
         <w:ilvl w:val="0"/>
-        <w:numId w:val="1"/>
+        <w:numId w:val="2"/>
       </w:numPr>
       <w:outlineLvl w:val="0"/>
     </w:pPr>
@@ -4262,13 +3902,11 @@
     <w:name w:val="heading 2"/>
     <w:basedOn w:val="Heading"/>
     <w:next w:val="BodyText"/>
-    <w:uiPriority w:val="9"/>
-    <w:unhideWhenUsed/>
     <w:qFormat/>
     <w:pPr>
       <w:numPr>
         <w:ilvl w:val="1"/>
-        <w:numId w:val="1"/>
+        <w:numId w:val="2"/>
       </w:numPr>
       <w:spacing w:before="200" w:after="120"/>
       <w:outlineLvl w:val="1"/>
@@ -4285,11 +3923,12 @@
     <w:name w:val="heading 3"/>
     <w:basedOn w:val="Heading"/>
     <w:next w:val="BodyText"/>
-    <w:uiPriority w:val="9"/>
-    <w:semiHidden/>
-    <w:unhideWhenUsed/>
     <w:qFormat/>
     <w:pPr>
+      <w:numPr>
+        <w:ilvl w:val="0"/>
+        <w:numId w:val="0"/>
+      </w:numPr>
       <w:spacing w:before="140" w:after="120"/>
       <w:outlineLvl w:val="2"/>
     </w:pPr>
@@ -4299,15 +3938,12 @@
       <w:bCs/>
     </w:rPr>
   </w:style>
-  <w:style w:type="character" w:styleId="DefaultParagraphFont" w:default="1">
+  <w:style w:type="character" w:styleId="DefaultParagraphFont">
     <w:name w:val="Default Paragraph Font"/>
-    <w:uiPriority w:val="1"/>
-    <w:semiHidden/>
-    <w:unhideWhenUsed/>
     <w:qFormat/>
     <w:rPr/>
   </w:style>
-  <w:style w:type="character" w:styleId="NumberingSymbols" w:customStyle="1">
+  <w:style w:type="character" w:styleId="NumberingSymbols">
     <w:name w:val="Numbering Symbols"/>
     <w:qFormat/>
     <w:rPr/>
@@ -4319,8 +3955,8 @@
       <w:u w:val="single"/>
     </w:rPr>
   </w:style>
-  <w:style w:type="character" w:styleId="Bulletsuser" w:customStyle="1">
-    <w:name w:val="Bullets (user)"/>
+  <w:style w:type="character" w:styleId="Bullets">
+    <w:name w:val="Bullets"/>
     <w:qFormat/>
     <w:rPr>
       <w:rFonts w:ascii="OpenSymbol" w:hAnsi="OpenSymbol" w:eastAsia="OpenSymbol" w:cs="OpenSymbol"/>
@@ -4329,38 +3965,28 @@
   <w:style w:type="character" w:styleId="CommentReference">
     <w:name w:val="annotation reference"/>
     <w:basedOn w:val="DefaultParagraphFont"/>
-    <w:uiPriority w:val="99"/>
-    <w:semiHidden/>
-    <w:unhideWhenUsed/>
     <w:qFormat/>
-    <w:rsid w:val="007527b1"/>
     <w:rPr>
       <w:sz w:val="16"/>
       <w:szCs w:val="16"/>
     </w:rPr>
   </w:style>
-  <w:style w:type="character" w:styleId="CommentTextChar" w:customStyle="1">
+  <w:style w:type="character" w:styleId="CommentTextChar">
     <w:name w:val="Comment Text Char"/>
     <w:basedOn w:val="DefaultParagraphFont"/>
     <w:link w:val="CommentText"/>
-    <w:uiPriority w:val="99"/>
-    <w:semiHidden/>
     <w:qFormat/>
-    <w:rsid w:val="007527b1"/>
     <w:rPr>
       <w:rFonts w:ascii="Arial" w:hAnsi="Arial" w:cs="Mangal"/>
       <w:sz w:val="20"/>
       <w:szCs w:val="18"/>
     </w:rPr>
   </w:style>
-  <w:style w:type="character" w:styleId="CommentSubjectChar" w:customStyle="1">
+  <w:style w:type="character" w:styleId="CommentSubjectChar">
     <w:name w:val="Comment Subject Char"/>
     <w:basedOn w:val="CommentTextChar"/>
     <w:link w:val="annotationsubject"/>
-    <w:uiPriority w:val="99"/>
-    <w:semiHidden/>
     <w:qFormat/>
-    <w:rsid w:val="007527b1"/>
     <w:rPr>
       <w:rFonts w:ascii="Arial" w:hAnsi="Arial" w:cs="Mangal"/>
       <w:b/>
@@ -4373,7 +3999,7 @@
     <w:name w:val="line number"/>
     <w:rPr/>
   </w:style>
-  <w:style w:type="paragraph" w:styleId="Heading" w:customStyle="1">
+  <w:style w:type="paragraph" w:styleId="Heading">
     <w:name w:val="Heading"/>
     <w:basedOn w:val="Normal"/>
     <w:next w:val="BodyText"/>
@@ -4415,7 +4041,7 @@
       <w:iCs/>
     </w:rPr>
   </w:style>
-  <w:style w:type="paragraph" w:styleId="Index" w:customStyle="1">
+  <w:style w:type="paragraph" w:styleId="Index">
     <w:name w:val="Index"/>
     <w:basedOn w:val="Normal"/>
     <w:qFormat/>
@@ -4428,7 +4054,6 @@
     <w:name w:val="Title"/>
     <w:basedOn w:val="Heading"/>
     <w:next w:val="BodyText"/>
-    <w:uiPriority w:val="10"/>
     <w:qFormat/>
     <w:pPr/>
     <w:rPr>
@@ -4442,7 +4067,6 @@
     <w:name w:val="Subtitle"/>
     <w:basedOn w:val="Heading"/>
     <w:next w:val="BodyText"/>
-    <w:uiPriority w:val="11"/>
     <w:qFormat/>
     <w:pPr>
       <w:spacing w:before="60" w:after="120"/>
@@ -4453,7 +4077,7 @@
       <w:szCs w:val="36"/>
     </w:rPr>
   </w:style>
-  <w:style w:type="paragraph" w:styleId="Bibliography1" w:customStyle="1">
+  <w:style w:type="paragraph" w:styleId="Bibliography1">
     <w:name w:val="Bibliography 1"/>
     <w:basedOn w:val="Index"/>
     <w:qFormat/>
@@ -4462,13 +4086,15 @@
     </w:pPr>
     <w:rPr/>
   </w:style>
-  <w:style w:type="paragraph" w:styleId="Standard" w:customStyle="1">
+  <w:style w:type="paragraph" w:styleId="Standard">
     <w:name w:val="Standard"/>
     <w:qFormat/>
     <w:pPr>
       <w:widowControl/>
       <w:suppressAutoHyphens w:val="true"/>
-      <w:overflowPunct w:val="true"/>
+      <w:kinsoku w:val="true"/>
+      <w:overflowPunct w:val="false"/>
+      <w:autoSpaceDE w:val="true"/>
       <w:bidi w:val="0"/>
       <w:spacing w:before="0" w:after="0"/>
       <w:jc w:val="start"/>
@@ -4485,19 +4111,19 @@
   </w:style>
   <w:style w:type="paragraph" w:styleId="Revision">
     <w:name w:val="Revision"/>
-    <w:uiPriority w:val="99"/>
-    <w:semiHidden/>
     <w:qFormat/>
-    <w:rsid w:val="007527b1"/>
     <w:pPr>
       <w:widowControl/>
       <w:suppressAutoHyphens w:val="false"/>
+      <w:kinsoku w:val="true"/>
+      <w:overflowPunct w:val="true"/>
+      <w:autoSpaceDE w:val="true"/>
       <w:bidi w:val="0"/>
       <w:spacing w:before="0" w:after="0"/>
       <w:jc w:val="start"/>
     </w:pPr>
     <w:rPr>
-      <w:rFonts w:ascii="Arial" w:hAnsi="Arial" w:cs="Mangal" w:eastAsia="Noto Serif CJK SC"/>
+      <w:rFonts w:ascii="Arial" w:hAnsi="Arial" w:eastAsia="Noto Serif CJK SC" w:cs="Mangal"/>
       <w:color w:val="auto"/>
       <w:kern w:val="2"/>
       <w:sz w:val="24"/>
@@ -4509,10 +4135,6 @@
     <w:name w:val="annotation text"/>
     <w:basedOn w:val="Normal"/>
     <w:link w:val="CommentTextChar"/>
-    <w:uiPriority w:val="99"/>
-    <w:semiHidden/>
-    <w:unhideWhenUsed/>
-    <w:rsid w:val="007527b1"/>
     <w:pPr/>
     <w:rPr>
       <w:rFonts w:cs="Mangal"/>
@@ -4525,37 +4147,16 @@
     <w:basedOn w:val="CommentText"/>
     <w:next w:val="CommentText"/>
     <w:link w:val="CommentSubjectChar"/>
-    <w:uiPriority w:val="99"/>
-    <w:semiHidden/>
-    <w:unhideWhenUsed/>
     <w:qFormat/>
-    <w:rsid w:val="007527b1"/>
     <w:pPr/>
     <w:rPr>
       <w:b/>
       <w:bCs/>
     </w:rPr>
   </w:style>
-  <w:style w:type="numbering" w:styleId="NoList" w:default="1">
+  <w:style w:type="numbering" w:styleId="NoList">
     <w:name w:val="No List"/>
-    <w:uiPriority w:val="99"/>
-    <w:semiHidden/>
-    <w:unhideWhenUsed/>
     <w:qFormat/>
-  </w:style>
-  <w:style w:type="table" w:default="1" w:styleId="TableNormal">
-    <w:name w:val="Normal Table"/>
-    <w:uiPriority w:val="99"/>
-    <w:semiHidden/>
-    <w:unhideWhenUsed/>
-    <w:tblPr>
-      <w:tblCellMar>
-        <w:top w:w="0" w:type="dxa"/>
-        <w:left w:w="108" w:type="dxa"/>
-        <w:bottom w:w="0" w:type="dxa"/>
-        <w:right w:w="108" w:type="dxa"/>
-      </w:tblCellMar>
-    </w:tblPr>
   </w:style>
 </w:styles>
 </file>
